--- a/Backend/Director_Disclosure/Output_Disclosures/2024-25/ADANI_SOLAR_ENERGY_JAISALMER_ONE_PRIVATE_LIMITED/DIR-8/DIR8_Kiritkumar_Rameshbhai_Khunt_09227295.docx
+++ b/Backend/Director_Disclosure/Output_Disclosures/2024-25/ADANI_SOLAR_ENERGY_JAISALMER_ONE_PRIVATE_LIMITED/DIR-8/DIR8_Kiritkumar_Rameshbhai_Khunt_09227295.docx
@@ -189,7 +189,7 @@
           <w:b w:val="0"/>
           <w:sz w:val="23"/>
         </w:rPr>
-        <w:t>I, Kiritkumar Rameshbhai Khunt , son/daughter of Mr. {{FATHER_NAME}}, resident of G 1002, Orchid Paradise, South Bopal, Bopal, Ahmedabad ,GJ INDIA - 380058, India hereby give notice that I am/was a Director in the following companies during the last three years:-</w:t>
+        <w:t>I, KIRITKUMAR RAMESHBHAI KHUNT, son/daughter of Mr. {{FATHER_NAME}}, resident of G 1002, Orchid Paradise, South Bopal, Bopal, Ahmedabad ,GJ INDIA - 380058, India hereby give notice that I am/was a Director in the following companies during the last three years:-</w:t>
       </w:r>
     </w:p>
     <w:p>
@@ -410,7 +410,7 @@
                 <w:b w:val="0"/>
                 <w:sz w:val="23"/>
               </w:rPr>
-              <w:t>ADANI GREEN ENERGY SIXTY FIVE LIMITED</w:t>
+              <w:t>ADANI GREEN ENERGY SIXTY SIX LIMITED</w:t>
             </w:r>
           </w:p>
         </w:tc>
@@ -550,7 +550,7 @@
                 <w:b w:val="0"/>
                 <w:sz w:val="23"/>
               </w:rPr>
-              <w:t>ADANI GREEN ENERGY SIXTY SIX LIMITED</w:t>
+              <w:t>ADANI GREEN ENERGY SIXTY FIVE LIMITED</w:t>
             </w:r>
           </w:p>
         </w:tc>
@@ -620,7 +620,7 @@
                 <w:b w:val="0"/>
                 <w:sz w:val="23"/>
               </w:rPr>
-              <w:t>ADANI SOLAR ENERGY JAISALMER ONE PRIVATE LIMITED</w:t>
+              <w:t>ADANI RENEWABLE ENERGY HOLDING SIXTEEN LIMITED</w:t>
             </w:r>
           </w:p>
         </w:tc>
@@ -690,7 +690,7 @@
                 <w:b w:val="0"/>
                 <w:sz w:val="23"/>
               </w:rPr>
-              <w:t>ADANI RENEWABLE ENERGY HOLDING SIXTEEN LIMITED</w:t>
+              <w:t>ADANI SOLAR ENERGY JAISALMER ONE PRIVATE LIMITED</w:t>
             </w:r>
           </w:p>
         </w:tc>
@@ -830,7 +830,7 @@
                 <w:b w:val="0"/>
                 <w:sz w:val="23"/>
               </w:rPr>
-              <w:t>ADANI SOLAR ENERGY JODHPUR NINE LIMITED</w:t>
+              <w:t>ADANI SOLAR ENERGY JODHPUR EIGHT LIMITED</w:t>
             </w:r>
           </w:p>
         </w:tc>
@@ -900,7 +900,7 @@
                 <w:b w:val="0"/>
                 <w:sz w:val="23"/>
               </w:rPr>
-              <w:t>ADANI SOLAR ENERGY JODHPUR EIGHT LIMITED</w:t>
+              <w:t>ADANI SOLAR ENERGY JODHPUR NINE LIMITED</w:t>
             </w:r>
           </w:p>
         </w:tc>
@@ -1061,7 +1061,7 @@
         </w:rPr>
         <w:t xml:space="preserve">Name           </w:t>
         <w:tab/>
-        <w:t xml:space="preserve">:  Kiritkumar Rameshbhai Khunt </w:t>
+        <w:t xml:space="preserve">:  KIRITKUMAR RAMESHBHAI KHUNT</w:t>
       </w:r>
     </w:p>
     <w:p>
@@ -1105,7 +1105,7 @@
           <w:b w:val="0"/>
           <w:sz w:val="23"/>
         </w:rPr>
-        <w:t xml:space="preserve">Date: 07th May, 2026</w:t>
+        <w:t xml:space="preserve">Date: 15th May, 2026</w:t>
         <w:tab/>
       </w:r>
     </w:p>

--- a/Backend/Director_Disclosure/Output_Disclosures/2024-25/ADANI_SOLAR_ENERGY_JAISALMER_ONE_PRIVATE_LIMITED/DIR-8/DIR8_Kiritkumar_Rameshbhai_Khunt_09227295.docx
+++ b/Backend/Director_Disclosure/Output_Disclosures/2024-25/ADANI_SOLAR_ENERGY_JAISALMER_ONE_PRIVATE_LIMITED/DIR-8/DIR8_Kiritkumar_Rameshbhai_Khunt_09227295.docx
@@ -970,6 +970,146 @@
                 <w:b w:val="0"/>
                 <w:sz w:val="23"/>
               </w:rPr>
+              <w:t>ADANI RENEWABLE ENERGY TWENTY EIGHT PRIVATE LIMITED</w:t>
+            </w:r>
+          </w:p>
+        </w:tc>
+        <w:tc>
+          <w:tcPr>
+            <w:tcW w:type="dxa" w:w="2610"/>
+          </w:tcPr>
+          <w:p>
+            <w:pPr>
+              <w:spacing w:after="0"/>
+              <w:jc w:val="center"/>
+            </w:pPr>
+            <w:r>
+              <w:rPr>
+                <w:rFonts w:ascii="Adani" w:hAnsi="Adani" w:eastAsia="Adani" w:cs="Adani"/>
+                <w:b w:val="0"/>
+                <w:sz w:val="23"/>
+              </w:rPr>
+              <w:t>31/01/2024</w:t>
+            </w:r>
+          </w:p>
+        </w:tc>
+        <w:tc>
+          <w:tcPr>
+            <w:tcW w:type="dxa" w:w="2250"/>
+          </w:tcPr>
+          <w:p>
+            <w:pPr>
+              <w:spacing w:after="0"/>
+              <w:jc w:val="center"/>
+            </w:pPr>
+          </w:p>
+        </w:tc>
+      </w:tr>
+      <w:tr>
+        <w:tc>
+          <w:tcPr>
+            <w:tcW w:type="dxa" w:w="636"/>
+          </w:tcPr>
+          <w:p>
+            <w:pPr>
+              <w:spacing w:after="0"/>
+              <w:ind w:left="360"/>
+            </w:pPr>
+            <w:r>
+              <w:rPr>
+                <w:rFonts w:ascii="Adani" w:hAnsi="Adani" w:eastAsia="Adani" w:cs="Adani"/>
+                <w:b w:val="0"/>
+                <w:sz w:val="23"/>
+              </w:rPr>
+              <w:t>11</w:t>
+            </w:r>
+          </w:p>
+        </w:tc>
+        <w:tc>
+          <w:tcPr>
+            <w:tcW w:type="dxa" w:w="3864"/>
+          </w:tcPr>
+          <w:p>
+            <w:pPr>
+              <w:spacing w:after="0"/>
+              <w:jc w:val="both"/>
+            </w:pPr>
+            <w:r>
+              <w:rPr>
+                <w:rFonts w:ascii="Adani" w:hAnsi="Adani" w:eastAsia="Adani" w:cs="Adani"/>
+                <w:b w:val="0"/>
+                <w:sz w:val="23"/>
+              </w:rPr>
+              <w:t>ADANI RENEWABLE ENERGY THIRTY FOUR PRIVATE LIMITED</w:t>
+            </w:r>
+          </w:p>
+        </w:tc>
+        <w:tc>
+          <w:tcPr>
+            <w:tcW w:type="dxa" w:w="2610"/>
+          </w:tcPr>
+          <w:p>
+            <w:pPr>
+              <w:spacing w:after="0"/>
+              <w:jc w:val="center"/>
+            </w:pPr>
+            <w:r>
+              <w:rPr>
+                <w:rFonts w:ascii="Adani" w:hAnsi="Adani" w:eastAsia="Adani" w:cs="Adani"/>
+                <w:b w:val="0"/>
+                <w:sz w:val="23"/>
+              </w:rPr>
+              <w:t>31/01/2024</w:t>
+            </w:r>
+          </w:p>
+        </w:tc>
+        <w:tc>
+          <w:tcPr>
+            <w:tcW w:type="dxa" w:w="2250"/>
+          </w:tcPr>
+          <w:p>
+            <w:pPr>
+              <w:spacing w:after="0"/>
+              <w:jc w:val="center"/>
+            </w:pPr>
+          </w:p>
+        </w:tc>
+      </w:tr>
+      <w:tr>
+        <w:tc>
+          <w:tcPr>
+            <w:tcW w:type="dxa" w:w="636"/>
+          </w:tcPr>
+          <w:p>
+            <w:pPr>
+              <w:spacing w:after="0"/>
+              <w:ind w:left="360"/>
+            </w:pPr>
+            <w:r>
+              <w:rPr>
+                <w:rFonts w:ascii="Adani" w:hAnsi="Adani" w:eastAsia="Adani" w:cs="Adani"/>
+                <w:b w:val="0"/>
+                <w:sz w:val="23"/>
+              </w:rPr>
+              <w:t>12</w:t>
+            </w:r>
+          </w:p>
+        </w:tc>
+        <w:tc>
+          <w:tcPr>
+            <w:tcW w:type="dxa" w:w="3864"/>
+          </w:tcPr>
+          <w:p>
+            <w:pPr>
+              <w:spacing w:after="0"/>
+              <w:jc w:val="both"/>
+            </w:pPr>
+            <w:r>
+              <w:rPr>
+                <w:rFonts w:ascii="Adani" w:hAnsi="Adani" w:eastAsia="Adani" w:cs="Adani"/>
+                <w:b w:val="0"/>
+                <w:sz w:val="23"/>
+              </w:rPr>
               <w:t>ADANI RENEWABLE ENERGY HOLDING NINETEEN PRIVATE LIMITED</w:t>
             </w:r>
           </w:p>
@@ -1105,7 +1245,7 @@
           <w:b w:val="0"/>
           <w:sz w:val="23"/>
         </w:rPr>
-        <w:t xml:space="preserve">Date: 15th May, 2026</w:t>
+        <w:t xml:space="preserve">Date: 27th May, 2026</w:t>
         <w:tab/>
       </w:r>
     </w:p>

--- a/Backend/Director_Disclosure/Output_Disclosures/2024-25/ADANI_SOLAR_ENERGY_JAISALMER_ONE_PRIVATE_LIMITED/DIR-8/DIR8_Kiritkumar_Rameshbhai_Khunt_09227295.docx
+++ b/Backend/Director_Disclosure/Output_Disclosures/2024-25/ADANI_SOLAR_ENERGY_JAISALMER_ONE_PRIVATE_LIMITED/DIR-8/DIR8_Kiritkumar_Rameshbhai_Khunt_09227295.docx
@@ -410,7 +410,7 @@
                 <w:b w:val="0"/>
                 <w:sz w:val="23"/>
               </w:rPr>
-              <w:t>ADANI GREEN ENERGY SIXTY SIX LIMITED</w:t>
+              <w:t>ADANI GREEN ENERGY SIXTY FIVE LIMITED</w:t>
             </w:r>
           </w:p>
         </w:tc>
@@ -550,7 +550,7 @@
                 <w:b w:val="0"/>
                 <w:sz w:val="23"/>
               </w:rPr>
-              <w:t>ADANI GREEN ENERGY SIXTY FIVE LIMITED</w:t>
+              <w:t>ADANI GREEN ENERGY SIXTY SIX LIMITED</w:t>
             </w:r>
           </w:p>
         </w:tc>
@@ -760,7 +760,7 @@
                 <w:b w:val="0"/>
                 <w:sz w:val="23"/>
               </w:rPr>
-              <w:t>ADANI SOLAR ENERGY JODHPUR TEN LIMITED</w:t>
+              <w:t>ADANI RENEWABLE ENERGY HOLDING NINETEEN PRIVATE LIMITED</w:t>
             </w:r>
           </w:p>
         </w:tc>
@@ -779,7 +779,7 @@
                 <w:b w:val="0"/>
                 <w:sz w:val="23"/>
               </w:rPr>
-              <w:t>20/06/2024</w:t>
+              <w:t>21/06/2024</w:t>
             </w:r>
           </w:p>
         </w:tc>
@@ -830,7 +830,7 @@
                 <w:b w:val="0"/>
                 <w:sz w:val="23"/>
               </w:rPr>
-              <w:t>ADANI SOLAR ENERGY JODHPUR EIGHT LIMITED</w:t>
+              <w:t>ADANI SOLAR ENERGY JODHPUR TEN LIMITED</w:t>
             </w:r>
           </w:p>
         </w:tc>
@@ -849,7 +849,7 @@
                 <w:b w:val="0"/>
                 <w:sz w:val="23"/>
               </w:rPr>
-              <w:t>19/06/2024</w:t>
+              <w:t>20/06/2024</w:t>
             </w:r>
           </w:p>
         </w:tc>
@@ -970,7 +970,7 @@
                 <w:b w:val="0"/>
                 <w:sz w:val="23"/>
               </w:rPr>
-              <w:t>ADANI RENEWABLE ENERGY TWENTY EIGHT PRIVATE LIMITED</w:t>
+              <w:t>ADANI SOLAR ENERGY JODHPUR EIGHT LIMITED</w:t>
             </w:r>
           </w:p>
         </w:tc>
@@ -989,147 +989,7 @@
                 <w:b w:val="0"/>
                 <w:sz w:val="23"/>
               </w:rPr>
-              <w:t>31/01/2024</w:t>
-            </w:r>
-          </w:p>
-        </w:tc>
-        <w:tc>
-          <w:tcPr>
-            <w:tcW w:type="dxa" w:w="2250"/>
-          </w:tcPr>
-          <w:p>
-            <w:pPr>
-              <w:spacing w:after="0"/>
-              <w:jc w:val="center"/>
-            </w:pPr>
-          </w:p>
-        </w:tc>
-      </w:tr>
-      <w:tr>
-        <w:tc>
-          <w:tcPr>
-            <w:tcW w:type="dxa" w:w="636"/>
-          </w:tcPr>
-          <w:p>
-            <w:pPr>
-              <w:spacing w:after="0"/>
-              <w:ind w:left="360"/>
-            </w:pPr>
-            <w:r>
-              <w:rPr>
-                <w:rFonts w:ascii="Adani" w:hAnsi="Adani" w:eastAsia="Adani" w:cs="Adani"/>
-                <w:b w:val="0"/>
-                <w:sz w:val="23"/>
-              </w:rPr>
-              <w:t>11</w:t>
-            </w:r>
-          </w:p>
-        </w:tc>
-        <w:tc>
-          <w:tcPr>
-            <w:tcW w:type="dxa" w:w="3864"/>
-          </w:tcPr>
-          <w:p>
-            <w:pPr>
-              <w:spacing w:after="0"/>
-              <w:jc w:val="both"/>
-            </w:pPr>
-            <w:r>
-              <w:rPr>
-                <w:rFonts w:ascii="Adani" w:hAnsi="Adani" w:eastAsia="Adani" w:cs="Adani"/>
-                <w:b w:val="0"/>
-                <w:sz w:val="23"/>
-              </w:rPr>
-              <w:t>ADANI RENEWABLE ENERGY THIRTY FOUR PRIVATE LIMITED</w:t>
-            </w:r>
-          </w:p>
-        </w:tc>
-        <w:tc>
-          <w:tcPr>
-            <w:tcW w:type="dxa" w:w="2610"/>
-          </w:tcPr>
-          <w:p>
-            <w:pPr>
-              <w:spacing w:after="0"/>
-              <w:jc w:val="center"/>
-            </w:pPr>
-            <w:r>
-              <w:rPr>
-                <w:rFonts w:ascii="Adani" w:hAnsi="Adani" w:eastAsia="Adani" w:cs="Adani"/>
-                <w:b w:val="0"/>
-                <w:sz w:val="23"/>
-              </w:rPr>
-              <w:t>31/01/2024</w:t>
-            </w:r>
-          </w:p>
-        </w:tc>
-        <w:tc>
-          <w:tcPr>
-            <w:tcW w:type="dxa" w:w="2250"/>
-          </w:tcPr>
-          <w:p>
-            <w:pPr>
-              <w:spacing w:after="0"/>
-              <w:jc w:val="center"/>
-            </w:pPr>
-          </w:p>
-        </w:tc>
-      </w:tr>
-      <w:tr>
-        <w:tc>
-          <w:tcPr>
-            <w:tcW w:type="dxa" w:w="636"/>
-          </w:tcPr>
-          <w:p>
-            <w:pPr>
-              <w:spacing w:after="0"/>
-              <w:ind w:left="360"/>
-            </w:pPr>
-            <w:r>
-              <w:rPr>
-                <w:rFonts w:ascii="Adani" w:hAnsi="Adani" w:eastAsia="Adani" w:cs="Adani"/>
-                <w:b w:val="0"/>
-                <w:sz w:val="23"/>
-              </w:rPr>
-              <w:t>12</w:t>
-            </w:r>
-          </w:p>
-        </w:tc>
-        <w:tc>
-          <w:tcPr>
-            <w:tcW w:type="dxa" w:w="3864"/>
-          </w:tcPr>
-          <w:p>
-            <w:pPr>
-              <w:spacing w:after="0"/>
-              <w:jc w:val="both"/>
-            </w:pPr>
-            <w:r>
-              <w:rPr>
-                <w:rFonts w:ascii="Adani" w:hAnsi="Adani" w:eastAsia="Adani" w:cs="Adani"/>
-                <w:b w:val="0"/>
-                <w:sz w:val="23"/>
-              </w:rPr>
-              <w:t>ADANI RENEWABLE ENERGY HOLDING NINETEEN PRIVATE LIMITED</w:t>
-            </w:r>
-          </w:p>
-        </w:tc>
-        <w:tc>
-          <w:tcPr>
-            <w:tcW w:type="dxa" w:w="2610"/>
-          </w:tcPr>
-          <w:p>
-            <w:pPr>
-              <w:spacing w:after="0"/>
-              <w:jc w:val="center"/>
-            </w:pPr>
-            <w:r>
-              <w:rPr>
-                <w:rFonts w:ascii="Adani" w:hAnsi="Adani" w:eastAsia="Adani" w:cs="Adani"/>
-                <w:b w:val="0"/>
-                <w:sz w:val="23"/>
-              </w:rPr>
-              <w:t>31/01/2024</w:t>
+              <w:t>19/06/2024</w:t>
             </w:r>
           </w:p>
         </w:tc>
@@ -1245,7 +1105,7 @@
           <w:b w:val="0"/>
           <w:sz w:val="23"/>
         </w:rPr>
-        <w:t xml:space="preserve">Date: 27th May, 2026</w:t>
+        <w:t xml:space="preserve">Date: 08th June, 2026</w:t>
         <w:tab/>
       </w:r>
     </w:p>
